--- a/plantillas_maestras/12_seguro_transporte_y_carga/negativa_cobertura/2_o_mas_ddos_varios/varios/TPL_2158_2025_SEGURO_TRANSPORTE_Y_CARGA_NEGATIVA_COBERTURA_ASEGURADORA_VARIOS_R3.docx
+++ b/plantillas_maestras/12_seguro_transporte_y_carga/negativa_cobertura/2_o_mas_ddos_varios/varios/TPL_2158_2025_SEGURO_TRANSPORTE_Y_CARGA_NEGATIVA_COBERTURA_ASEGURADORA_VARIOS_R3.docx
@@ -28,7 +28,7 @@
           <w:lang w:val="pt-PT" w:eastAsia="es-ES"/>
           <w14:ligatures w14:val="none"/>
         </w:rPr>
-        <w:t>EXPEDIENTE N°</w:t>
+        <w:t>EXPEDIENTE </w:t>
       </w:r>
       <w:r>
         <w:rPr>
@@ -104,7 +104,7 @@
           <w14:ligatures w14:val="none"/>
         </w:rPr>
         <w:tab/>
-        <w:t xml:space="preserve">:         </w:t>
+        <w:t xml:space="preserve">: </w:t>
       </w:r>
       <w:r>
         <w:rPr>
@@ -232,7 +232,7 @@
           <w:lang w:val="es-ES" w:eastAsia="es-ES"/>
           <w14:ligatures w14:val="none"/>
         </w:rPr>
-        <w:t>N°</w:t>
+        <w:t/>
       </w:r>
       <w:proofErr w:type="spellEnd"/>
       <w:r>
@@ -631,7 +631,7 @@
           <w:lang w:val="es-ES" w:eastAsia="es-ES"/>
           <w14:ligatures w14:val="none"/>
         </w:rPr>
-        <w:t xml:space="preserve"> inciso d) del Artículo 24º de la Ley de Facultades, Normas y Organización del Indecopi, aprobada por Decreto Legislativo </w:t>
+        <w:t xml:space="preserve"> inciso d) del Artículo 24 de la Ley de Facultades, Normas y Organización del Indecopi, aprobada por Decreto Legislativo </w:t>
       </w:r>
       <w:proofErr w:type="spellStart"/>
       <w:r>
@@ -644,7 +644,7 @@
           <w:lang w:val="es-ES" w:eastAsia="es-ES"/>
           <w14:ligatures w14:val="none"/>
         </w:rPr>
-        <w:t>Nº</w:t>
+        <w:t/>
       </w:r>
       <w:proofErr w:type="spellEnd"/>
       <w:r>
@@ -827,7 +827,7 @@
           <w:lang w:val="es-ES" w:eastAsia="es-ES"/>
           <w14:ligatures w14:val="none"/>
         </w:rPr>
-        <w:t>N°</w:t>
+        <w:t/>
       </w:r>
       <w:proofErr w:type="spellEnd"/>
       <w:r>
@@ -901,7 +901,7 @@
           <w:lang w:val="es-ES" w:eastAsia="es-ES"/>
           <w14:ligatures w14:val="none"/>
         </w:rPr>
-        <w:t>N°</w:t>
+        <w:t/>
       </w:r>
       <w:proofErr w:type="spellEnd"/>
       <w:r>
@@ -1338,7 +1338,7 @@
           <w:lang w:val="es-ES" w:eastAsia="es-ES"/>
           <w14:ligatures w14:val="none"/>
         </w:rPr>
-        <w:t>°</w:t>
+        <w:t/>
       </w:r>
       <w:proofErr w:type="spellEnd"/>
       <w:r>
@@ -1594,7 +1594,7 @@
           <w:lang w:val="es-ES" w:eastAsia="es-ES"/>
           <w14:ligatures w14:val="none"/>
         </w:rPr>
-        <w:t>N°</w:t>
+        <w:t/>
       </w:r>
       <w:proofErr w:type="spellEnd"/>
       <w:r>
@@ -1766,7 +1766,7 @@
           <w:sz w:val="16"/>
           <w:szCs w:val="16"/>
         </w:rPr>
-        <w:t>Nº</w:t>
+        <w:t/>
       </w:r>
       <w:proofErr w:type="spellEnd"/>
       <w:r>
@@ -1796,7 +1796,7 @@
           <w:bCs/>
         </w:rPr>
         <w:tab/>
-        <w:t>Artículo 24º</w:t>
+        <w:t>Artículo 24</w:t>
       </w:r>
       <w:r>
         <w:t xml:space="preserve">.- El </w:t>
@@ -2056,7 +2056,7 @@
               <w:sz w:val="16"/>
               <w:szCs w:val="16"/>
             </w:rPr>
-            <w:t xml:space="preserve">CNICA DE LA    </w:t>
+            <w:t xml:space="preserve">CNICA DE LA </w:t>
           </w:r>
         </w:p>
         <w:p>

--- a/plantillas_maestras/12_seguro_transporte_y_carga/negativa_cobertura/2_o_mas_ddos_varios/varios/TPL_2158_2025_SEGURO_TRANSPORTE_Y_CARGA_NEGATIVA_COBERTURA_ASEGURADORA_VARIOS_R3.docx
+++ b/plantillas_maestras/12_seguro_transporte_y_carga/negativa_cobertura/2_o_mas_ddos_varios/varios/TPL_2158_2025_SEGURO_TRANSPORTE_Y_CARGA_NEGATIVA_COBERTURA_ASEGURADORA_VARIOS_R3.docx
@@ -92,7 +92,7 @@
           <w:lang w:val="pt-PT" w:eastAsia="es-ES"/>
           <w14:ligatures w14:val="none"/>
         </w:rPr>
-        <w:t>DENUNCIANTE</w:t>
+        <w:t xml:space="preserve">DENUNCIANTE: [DENUNCIANTE] (LAYCONSA)</w:t>
       </w:r>
       <w:r>
         <w:rPr>
@@ -104,7 +104,7 @@
           <w14:ligatures w14:val="none"/>
         </w:rPr>
         <w:tab/>
-        <w:t xml:space="preserve">: </w:t>
+        <w:t xml:space="preserve"/>
       </w:r>
       <w:r>
         <w:rPr>
@@ -126,7 +126,7 @@
           <w:lang w:val="pt-PT" w:eastAsia="es-ES"/>
           <w14:ligatures w14:val="none"/>
         </w:rPr>
-        <w:t>LAPICES Y CONEXOS S.A. (LAYCONSA)</w:t>
+        <w:t/>
       </w:r>
     </w:p>
     <w:p>
